--- a/Taylor-Bornstein-Outreach-MarketPro.docx
+++ b/Taylor-Bornstein-Outreach-MarketPro.docx
@@ -27,7 +27,7 @@
           <w:sz w:val="22"/>
           <w:szCs w:val="22"/>
         </w:rPr>
-        <w:t xml:space="preserve">Hi [Name],</w:t>
+        <w:t xml:space="preserve">Hi MarketPro team,</w:t>
       </w:r>
     </w:p>
     <w:p>
@@ -122,7 +122,7 @@
       </w:r>
     </w:p>
     <w:p>
-      <w:hyperlink w:history="1" r:id="rIdfh1vqagvgpxhroh8rdddi">
+      <w:hyperlink w:history="1" r:id="rIdabbbn_effkwizqjw-nwjf">
         <w:r>
           <w:rPr>
             <w:rStyle w:val="Hyperlink"/>

--- a/Taylor-Bornstein-Outreach-MarketPro.docx
+++ b/Taylor-Bornstein-Outreach-MarketPro.docx
@@ -40,7 +40,7 @@
           <w:sz w:val="22"/>
           <w:szCs w:val="22"/>
         </w:rPr>
-        <w:t xml:space="preserve">I'm a Director-level content and communications leader at Bolt.new. I started here after six-plus years scaling the Mendix content org from the ground up. Given your focus on executive-level SaaS marketing placements, I wanted to introduce myself directly rather than wait for a specific req.</w:t>
+        <w:t xml:space="preserve">I'm a Director-level content and communications leader at Bolt.new. I started here after five-plus years scaling the Mendix content org from the ground up. Given your focus on executive-level SaaS marketing placements, I wanted to introduce myself directly rather than wait for a specific req.</w:t>
       </w:r>
     </w:p>
     <w:p>
@@ -122,7 +122,7 @@
       </w:r>
     </w:p>
     <w:p>
-      <w:hyperlink w:history="1" r:id="rIdabbbn_effkwizqjw-nwjf">
+      <w:hyperlink w:history="1" r:id="rIdjo0iv3omlrhn-flpqtcsl">
         <w:r>
           <w:rPr>
             <w:rStyle w:val="Hyperlink"/>
